--- a/1952.10/1952年10月30日，在视察兰封时的谈话__LLM初注.docx
+++ b/1952.10/1952年10月30日，在视察兰封时的谈话__LLM初注.docx
@@ -40,11 +40,20 @@
       <w:r>
         <w:rPr>
           <w:rStyle w:val="FootnoteReference"/>
-        </w:rPr>
+          <w:vertAlign w:val="superscript"/>
+        </w:rPr>
+        <w:t>[</w:t>
         <w:footnoteReference w:id="12"/>
-      </w:r>
-      <w:r>
-        <w:rPr/>
+        <w:t>]</w:t>
+      </w:r>
+      <w:r>
+        <w:rPr>
+          <w:rFonts w:hint="eastAsia" w:ascii="黑体" w:hAnsi="黑体" w:eastAsia="黑体" w:cs="黑体"/>
+          <w:sz w:val="44"/>
+          <w:szCs w:val="44"/>
+          <w:vertAlign w:val="baseline"/>
+          <w:lang w:val="en-US" w:eastAsia="zh-CN"/>
+        </w:rPr>
         <w:t xml:space="preserve">时的谈话</w:t>
       </w:r>
       <w:r>
@@ -59,13 +68,16 @@
       </w:r>
       <w:r>
         <w:rPr>
+          <w:rStyle w:val="FootnoteReference"/>
           <w:rFonts w:hint="eastAsia" w:ascii="仿宋" w:hAnsi="仿宋" w:eastAsia="仿宋" w:cs="仿宋"/>
           <w:sz w:val="36"/>
           <w:szCs w:val="36"/>
           <w:vertAlign w:val="superscript"/>
           <w:lang w:val="en-US" w:eastAsia="zh-CN"/>
         </w:rPr>
+        <w:t>[</w:t>
         <w:footnoteReference w:id="0"/>
+        <w:t>]</w:t>
       </w:r>
       <w:r>
         <w:rPr>
@@ -224,8 +236,11 @@
       <w:r>
         <w:rPr>
           <w:rStyle w:val="FootnoteReference"/>
-        </w:rPr>
+          <w:vertAlign w:val="superscript"/>
+        </w:rPr>
+        <w:t>[</w:t>
         <w:footnoteReference w:id="6"/>
+        <w:t>]</w:t>
       </w:r>
       <w:r>
         <w:rPr>
@@ -238,20 +253,23 @@
       </w:r>
       <w:r>
         <w:rPr>
+          <w:rStyle w:val="FootnoteReference"/>
+          <w:rFonts w:hint="eastAsia" w:ascii="仿宋" w:hAnsi="仿宋" w:eastAsia="仿宋"/>
+          <w:sz w:val="32"/>
+          <w:szCs w:val="32"/>
+          <w:vertAlign w:val="superscript"/>
+        </w:rPr>
+        <w:t>[</w:t>
+        <w:footnoteReference w:id="1"/>
+        <w:t>]</w:t>
+      </w:r>
+      <w:r>
+        <w:rPr>
           <w:rStyle w:val="8"/>
           <w:rFonts w:hint="eastAsia" w:ascii="仿宋" w:hAnsi="仿宋" w:eastAsia="仿宋"/>
           <w:sz w:val="32"/>
           <w:szCs w:val="32"/>
         </w:rPr>
-        <w:footnoteReference w:id="1"/>
-      </w:r>
-      <w:r>
-        <w:rPr>
-          <w:rStyle w:val="8"/>
-          <w:rFonts w:hint="eastAsia" w:ascii="仿宋" w:hAnsi="仿宋" w:eastAsia="仿宋"/>
-          <w:sz w:val="32"/>
-          <w:szCs w:val="32"/>
-        </w:rPr>
         <w:t>]</w:t>
       </w:r>
       <w:r>
@@ -265,41 +283,69 @@
       <w:r>
         <w:rPr>
           <w:rStyle w:val="FootnoteReference"/>
-        </w:rPr>
+          <w:vertAlign w:val="superscript"/>
+        </w:rPr>
+        <w:t>[</w:t>
         <w:footnoteReference w:id="7"/>
-      </w:r>
-      <w:r>
-        <w:rPr/>
+        <w:t>]</w:t>
+      </w:r>
+      <w:r>
+        <w:rPr>
+          <w:rFonts w:hint="eastAsia" w:ascii="仿宋" w:hAnsi="仿宋" w:eastAsia="仿宋"/>
+          <w:sz w:val="32"/>
+          <w:szCs w:val="32"/>
+        </w:rPr>
         <w:t>和军区司令员陈再道</w:t>
       </w:r>
       <w:r>
         <w:rPr>
           <w:rStyle w:val="FootnoteReference"/>
-        </w:rPr>
+          <w:vertAlign w:val="superscript"/>
+        </w:rPr>
+        <w:t>[</w:t>
         <w:footnoteReference w:id="8"/>
-      </w:r>
-      <w:r>
-        <w:rPr/>
+        <w:t>]</w:t>
+      </w:r>
+      <w:r>
+        <w:rPr>
+          <w:rFonts w:hint="eastAsia" w:ascii="仿宋" w:hAnsi="仿宋" w:eastAsia="仿宋"/>
+          <w:sz w:val="32"/>
+          <w:szCs w:val="32"/>
+        </w:rPr>
         <w:t>及黄河水利委员会</w:t>
       </w:r>
       <w:r>
         <w:rPr>
           <w:rStyle w:val="FootnoteReference"/>
-        </w:rPr>
+          <w:vertAlign w:val="superscript"/>
+        </w:rPr>
+        <w:t>[</w:t>
         <w:footnoteReference w:id="10"/>
-      </w:r>
-      <w:r>
-        <w:rPr/>
+        <w:t>]</w:t>
+      </w:r>
+      <w:r>
+        <w:rPr>
+          <w:rFonts w:hint="eastAsia" w:ascii="仿宋" w:hAnsi="仿宋" w:eastAsia="仿宋"/>
+          <w:sz w:val="32"/>
+          <w:szCs w:val="32"/>
+        </w:rPr>
         <w:t xml:space="preserve">主任王化云</w:t>
       </w:r>
       <w:r>
         <w:rPr>
           <w:rStyle w:val="FootnoteReference"/>
-        </w:rPr>
+          <w:vertAlign w:val="superscript"/>
+        </w:rPr>
+        <w:t>[</w:t>
         <w:footnoteReference w:id="9"/>
-      </w:r>
-      <w:r>
-        <w:rPr/>
+        <w:t>]</w:t>
+      </w:r>
+      <w:r>
+        <w:rPr>
+          <w:rFonts w:hint="eastAsia" w:ascii="仿宋" w:hAnsi="仿宋" w:eastAsia="仿宋"/>
+          <w:sz w:val="32"/>
+          <w:szCs w:val="32"/>
+        </w:rPr>
         <w:t xml:space="preserve">，早已迎候在车站上。</w:t>
       </w:r>
     </w:p>
@@ -2978,11 +3024,18 @@
       <w:r>
         <w:rPr>
           <w:rStyle w:val="FootnoteReference"/>
-        </w:rPr>
+          <w:vertAlign w:val="superscript"/>
+        </w:rPr>
+        <w:t>[</w:t>
         <w:footnoteReference w:id="11"/>
-      </w:r>
-      <w:r>
-        <w:rPr/>
+        <w:t>]</w:t>
+      </w:r>
+      <w:r>
+        <w:rPr>
+          <w:rFonts w:hint="eastAsia" w:ascii="仿宋" w:hAnsi="仿宋" w:eastAsia="仿宋"/>
+          <w:sz w:val="32"/>
+          <w:szCs w:val="32"/>
+        </w:rPr>
         <w:t xml:space="preserve">。”</w:t>
       </w:r>
     </w:p>
